--- a/Document/SCI_SE_03.ProjectUserStory_Ver4.docx
+++ b/Document/SCI_SE_03.ProjectUserStory_Ver4.docx
@@ -849,25 +849,7 @@
           <w:sz w:val="36"/>
           <w:szCs w:val="36"/>
         </w:rPr>
-        <w:t>A</w:t>
-      </w:r>
-      <w:r>
-        <w:rPr>
-          <w:b/>
-          <w:bCs/>
-          <w:sz w:val="36"/>
-          <w:szCs w:val="36"/>
-        </w:rPr>
-        <w:t>.</w:t>
-      </w:r>
-      <w:r>
-        <w:rPr>
-          <w:b/>
-          <w:bCs/>
-          <w:sz w:val="36"/>
-          <w:szCs w:val="36"/>
-        </w:rPr>
-        <w:t>I</w:t>
+        <w:t>AI</w:t>
       </w:r>
     </w:p>
     <w:p>
@@ -2092,6 +2074,7 @@
           <w:p>
             <w:pPr>
               <w:spacing w:line="360" w:lineRule="auto"/>
+              <w:jc w:val="center"/>
               <w:rPr>
                 <w:b/>
                 <w:bCs/>
@@ -2211,6 +2194,7 @@
           <w:p>
             <w:pPr>
               <w:spacing w:line="360" w:lineRule="auto"/>
+              <w:jc w:val="center"/>
               <w:rPr>
                 <w:b/>
                 <w:bCs/>
@@ -2644,7 +2628,7 @@
                 <w:sz w:val="26"/>
                 <w:szCs w:val="26"/>
               </w:rPr>
-              <w:t>A.I</w:t>
+              <w:t>AI</w:t>
             </w:r>
           </w:p>
         </w:tc>
@@ -2665,6 +2649,7 @@
           <w:p>
             <w:pPr>
               <w:spacing w:line="360" w:lineRule="auto"/>
+              <w:jc w:val="center"/>
               <w:rPr>
                 <w:b/>
                 <w:bCs/>
@@ -2755,8 +2740,9 @@
                 <w:bCs/>
                 <w:sz w:val="26"/>
                 <w:szCs w:val="26"/>
-              </w:rPr>
-              <w:t>2</w:t>
+                <w:lang w:val="en-US"/>
+              </w:rPr>
+              <w:t>1</w:t>
             </w:r>
             <w:r>
               <w:rPr>
@@ -2944,6 +2930,7 @@
           <w:p>
             <w:pPr>
               <w:spacing w:line="360" w:lineRule="auto"/>
+              <w:jc w:val="center"/>
               <w:rPr>
                 <w:b/>
                 <w:bCs/>
@@ -3542,7 +3529,26 @@
                 <w:sz w:val="26"/>
                 <w:szCs w:val="26"/>
               </w:rPr>
-              <w:t>ThS.Phan</w:t>
+              <w:t>ThS.</w:t>
+            </w:r>
+            <w:r>
+              <w:rPr>
+                <w:b/>
+                <w:bCs/>
+                <w:sz w:val="26"/>
+                <w:szCs w:val="26"/>
+                <w:lang w:val="en-US"/>
+              </w:rPr>
+              <w:t xml:space="preserve"> </w:t>
+            </w:r>
+            <w:r>
+              <w:rPr>
+                <w:b/>
+                <w:bCs/>
+                <w:sz w:val="26"/>
+                <w:szCs w:val="26"/>
+              </w:rPr>
+              <w:t>Phan</w:t>
             </w:r>
             <w:r>
               <w:rPr>
@@ -3824,52 +3830,7 @@
                 <w:sz w:val="26"/>
                 <w:szCs w:val="26"/>
               </w:rPr>
-              <w:t xml:space="preserve"> </w:t>
-            </w:r>
-            <w:r>
-              <w:rPr>
-                <w:b/>
-                <w:bCs/>
-                <w:sz w:val="26"/>
-                <w:szCs w:val="26"/>
-              </w:rPr>
-              <w:t>Viết</w:t>
-            </w:r>
-            <w:r>
-              <w:rPr>
-                <w:b/>
-                <w:bCs/>
-                <w:sz w:val="26"/>
-                <w:szCs w:val="26"/>
-              </w:rPr>
-              <w:t xml:space="preserve"> </w:t>
-            </w:r>
-            <w:r>
-              <w:rPr>
-                <w:b/>
-                <w:bCs/>
-                <w:sz w:val="26"/>
-                <w:szCs w:val="26"/>
-              </w:rPr>
-              <w:t>Hoàng</w:t>
-            </w:r>
-            <w:r>
-              <w:rPr>
-                <w:b/>
-                <w:bCs/>
-                <w:sz w:val="26"/>
-                <w:szCs w:val="26"/>
-              </w:rPr>
-              <w:t xml:space="preserve"> </w:t>
-            </w:r>
-            <w:r>
-              <w:rPr>
-                <w:b/>
-                <w:bCs/>
-                <w:sz w:val="26"/>
-                <w:szCs w:val="26"/>
-              </w:rPr>
-              <w:t>Hảo</w:t>
+              <w:t xml:space="preserve"> Viết Hoàng Hảo</w:t>
             </w:r>
           </w:p>
         </w:tc>
@@ -3947,6 +3908,15 @@
                 <w:szCs w:val="26"/>
               </w:rPr>
             </w:pPr>
+            <w:r>
+              <w:rPr>
+                <w:b/>
+                <w:bCs/>
+                <w:sz w:val="26"/>
+                <w:szCs w:val="26"/>
+              </w:rPr>
+              <w:t>0934179305</w:t>
+            </w:r>
           </w:p>
         </w:tc>
       </w:tr>
@@ -4165,6 +4135,15 @@
                 <w:szCs w:val="26"/>
               </w:rPr>
             </w:pPr>
+            <w:r>
+              <w:rPr>
+                <w:b/>
+                <w:bCs/>
+                <w:sz w:val="26"/>
+                <w:szCs w:val="26"/>
+              </w:rPr>
+              <w:t>0793946182</w:t>
+            </w:r>
           </w:p>
         </w:tc>
       </w:tr>
@@ -4320,6 +4299,15 @@
                 <w:szCs w:val="26"/>
               </w:rPr>
             </w:pPr>
+            <w:r>
+              <w:rPr>
+                <w:b/>
+                <w:bCs/>
+                <w:sz w:val="26"/>
+                <w:szCs w:val="26"/>
+              </w:rPr>
+              <w:t>0931603379</w:t>
+            </w:r>
           </w:p>
         </w:tc>
       </w:tr>
@@ -4475,6 +4463,15 @@
                 <w:szCs w:val="26"/>
               </w:rPr>
             </w:pPr>
+            <w:r>
+              <w:rPr>
+                <w:b/>
+                <w:bCs/>
+                <w:sz w:val="26"/>
+                <w:szCs w:val="26"/>
+              </w:rPr>
+              <w:t>0985827144</w:t>
+            </w:r>
           </w:p>
         </w:tc>
       </w:tr>
@@ -4640,6 +4637,15 @@
                 <w:szCs w:val="26"/>
               </w:rPr>
             </w:pPr>
+            <w:r>
+              <w:rPr>
+                <w:b/>
+                <w:bCs/>
+                <w:sz w:val="26"/>
+                <w:szCs w:val="26"/>
+              </w:rPr>
+              <w:t>0919298220</w:t>
+            </w:r>
           </w:p>
         </w:tc>
       </w:tr>
@@ -6325,16 +6331,21 @@
               </w:rPr>
             </w:pPr>
             <w:proofErr w:type="spellStart"/>
-            <w:proofErr w:type="gramStart"/>
-            <w:r>
-              <w:rPr>
-                <w:bCs/>
-                <w:szCs w:val="26"/>
-              </w:rPr>
-              <w:t>Th.S</w:t>
-            </w:r>
-            <w:proofErr w:type="spellEnd"/>
-            <w:proofErr w:type="gramEnd"/>
+            <w:r>
+              <w:rPr>
+                <w:bCs/>
+                <w:szCs w:val="26"/>
+              </w:rPr>
+              <w:t>ThS</w:t>
+            </w:r>
+            <w:proofErr w:type="spellEnd"/>
+            <w:r>
+              <w:rPr>
+                <w:bCs/>
+                <w:szCs w:val="26"/>
+              </w:rPr>
+              <w:t>.</w:t>
+            </w:r>
             <w:r>
               <w:rPr>
                 <w:bCs/>
@@ -6721,16 +6732,21 @@
               </w:rPr>
             </w:pPr>
             <w:proofErr w:type="spellStart"/>
-            <w:proofErr w:type="gramStart"/>
-            <w:r>
-              <w:rPr>
-                <w:bCs/>
-                <w:szCs w:val="26"/>
-              </w:rPr>
-              <w:t>Th.S</w:t>
-            </w:r>
-            <w:proofErr w:type="spellEnd"/>
-            <w:proofErr w:type="gramEnd"/>
+            <w:r>
+              <w:rPr>
+                <w:bCs/>
+                <w:szCs w:val="26"/>
+              </w:rPr>
+              <w:t>ThS</w:t>
+            </w:r>
+            <w:proofErr w:type="spellEnd"/>
+            <w:r>
+              <w:rPr>
+                <w:bCs/>
+                <w:szCs w:val="26"/>
+              </w:rPr>
+              <w:t>.</w:t>
+            </w:r>
             <w:r>
               <w:rPr>
                 <w:bCs/>
@@ -34386,7 +34402,23 @@
                 <w:sz w:val="26"/>
                 <w:szCs w:val="26"/>
               </w:rPr>
-              <w:t>ược phân theo trang, mỗi trang có 8 báo cáo</w:t>
+              <w:t xml:space="preserve">ược phân theo trang, mỗi trang có </w:t>
+            </w:r>
+            <w:r>
+              <w:rPr>
+                <w:color w:val="000000"/>
+                <w:sz w:val="26"/>
+                <w:szCs w:val="26"/>
+              </w:rPr>
+              <w:t>6</w:t>
+            </w:r>
+            <w:r>
+              <w:rPr>
+                <w:color w:val="000000"/>
+                <w:sz w:val="26"/>
+                <w:szCs w:val="26"/>
+              </w:rPr>
+              <w:t xml:space="preserve"> báo cáo</w:t>
             </w:r>
           </w:p>
         </w:tc>
@@ -42433,7 +42465,24 @@
                 <w:sz w:val="26"/>
                 <w:szCs w:val="26"/>
               </w:rPr>
-              <w:t>ược phân theo trang, mỗi trang có 8 báo cáo</w:t>
+              <w:t xml:space="preserve">ược phân theo trang, mỗi trang có </w:t>
+            </w:r>
+            <w:r>
+              <w:rPr>
+                <w:color w:val="000000"/>
+                <w:sz w:val="26"/>
+                <w:szCs w:val="26"/>
+                <w:lang w:val="en-US"/>
+              </w:rPr>
+              <w:t>6</w:t>
+            </w:r>
+            <w:r>
+              <w:rPr>
+                <w:color w:val="000000"/>
+                <w:sz w:val="26"/>
+                <w:szCs w:val="26"/>
+              </w:rPr>
+              <w:t xml:space="preserve"> báo cáo</w:t>
             </w:r>
           </w:p>
         </w:tc>
@@ -59138,23 +59187,7 @@
                 <w:sz w:val="26"/>
                 <w:szCs w:val="26"/>
               </w:rPr>
-              <w:t>Ảnh không hợp lệ (không liên quan, mờ, không đủ rõ) → hiển thị thông báo "Hình ảnh không hợp lệ,</w:t>
-            </w:r>
-            <w:r>
-              <w:rPr>
-                <w:bCs/>
-                <w:sz w:val="26"/>
-                <w:szCs w:val="26"/>
-              </w:rPr>
-              <w:t xml:space="preserve"> </w:t>
-            </w:r>
-            <w:r>
-              <w:rPr>
-                <w:bCs/>
-                <w:sz w:val="26"/>
-                <w:szCs w:val="26"/>
-              </w:rPr>
-              <w:t>vui lòng chụp lại" và quay lại bước chọn ảnh</w:t>
+              <w:t>Ảnh không hợp lệ (không liên quan, mờ, không đủ rõ) → hiển thị thông báo "Hình ảnh không hợp lệ, vui lòng chụp lại" và quay lại bước chọn ảnh</w:t>
             </w:r>
           </w:p>
           <w:p>
@@ -59184,15 +59217,7 @@
                 <w:sz w:val="26"/>
                 <w:szCs w:val="26"/>
               </w:rPr>
-              <w:t>Sau khi AI duyệt qua → báo cáo được gửi thành công và chuyển sang trạng thái chờ x</w:t>
-            </w:r>
-            <w:r>
-              <w:rPr>
-                <w:bCs/>
-                <w:sz w:val="26"/>
-                <w:szCs w:val="26"/>
-              </w:rPr>
-              <w:t>ử lý</w:t>
+              <w:t>Sau khi AI duyệt qua → báo cáo được gửi thành công và chuyển sang trạng thái chờ xử lý</w:t>
             </w:r>
           </w:p>
         </w:tc>
